--- a/atelier/atelier_132.docx
+++ b/atelier/atelier_132.docx
@@ -474,7 +474,7 @@
                 <w:b w:val="false"/>
                 <w:bCs w:val="false"/>
               </w:rPr>
-              <w:t xml:space="preserve">Diagnostic du cycle MR (#131)</w:t>
+              <w:t xml:space="preserve">Diagnostic du cycle MR</w:t>
             </w:r>
           </w:p>
         </w:tc>
@@ -493,7 +493,7 @@
         <w:spacing w:after="120"/>
       </w:pPr>
       <w:r>
-        <w:t xml:space="preserve">Le diagnostic (#131) a cartographié le cycle MR. Cet atelier en tire la prise de conscience collective : mettre la squad face à ses temps de review réels, et faire le lien avec ce qu’ils coûtent. Car un temps de review long n’est pas qu’un chiffre — c’est de la vélocité perdue : une MR qui attend trois jours, c’est une fonctionnalité qui n’avance pas, un développeur bloqué qui attend pour continuer, du contexte qui s’efface dans les têtes. Le sujet est de visualiser ces temps (le miroir) et de rendre tangible leur impact sur la capacité de la squad à livrer. On ne cherche pas un coupable — on prend conscience, ensemble, qu’accélérer la review est un levier de vélocité majeur, pour donner envie d’agir (#133-136).</w:t>
+        <w:t xml:space="preserve">Le diagnostic a cartographié le cycle MR. Cet atelier en tire la prise de conscience collective : mettre la squad face à ses temps de review réels, et faire le lien avec ce qu’ils coûtent. Car un temps de review long n’est pas qu’un chiffre — c’est de la vélocité perdue : une MR qui attend trois jours, c’est une fonctionnalité qui n’avance pas, un développeur bloqué qui attend pour continuer, du contexte qui s’efface dans les têtes. Le sujet est de visualiser ces temps (le miroir) et de rendre tangible leur impact sur la capacité de la squad à livrer. On ne cherche pas un coupable — on prend conscience, ensemble, qu’accélérer la review est un levier de vélocité majeur, pour donner envie d’agir.</w:t>
       </w:r>
     </w:p>
     <w:p>
@@ -553,7 +553,7 @@
         <w:spacing w:after="80"/>
       </w:pPr>
       <w:r>
-        <w:t xml:space="preserve">La prise de conscience collective évite la culpabilisation : le miroir montre un phénomène d’équipe, pas une faute individuelle. La review lente vient souvent de l’organisation (pas de moment dédié, pas de priorité claire), pas de la paresse. Le regarder ensemble ouvre la voie à des solutions collectives (#133-136).</w:t>
+        <w:t xml:space="preserve">La prise de conscience collective évite la culpabilisation : le miroir montre un phénomène d’équipe, pas une faute individuelle. La review lente vient souvent de l’organisation (pas de moment dédié, pas de priorité claire), pas de la paresse. Le regarder ensemble ouvre la voie à des solutions collectives.</w:t>
       </w:r>
     </w:p>
     <w:p>
@@ -574,7 +574,7 @@
         <w:spacing w:after="80"/>
       </w:pPr>
       <w:r>
-        <w:t xml:space="preserve">Montrer le temps de review réel : à partir des données (hub, mesure Review time, et le diagnostic #131), afficher le temps moyen et la dispersion. Les chiffres réels, pas les ressentis.</w:t>
+        <w:t xml:space="preserve">Montrer le temps de review réel : à partir des données (hub, mesure Review time, et le diagnostic), afficher le temps moyen et la dispersion. Les chiffres réels, pas les ressentis.</w:t>
       </w:r>
     </w:p>
     <w:p>
@@ -600,7 +600,7 @@
         <w:spacing w:after="80"/>
       </w:pPr>
       <w:r>
-        <w:t xml:space="preserve">Comparer à un objectif souhaitable : situer le temps actuel par rapport à une cible raisonnable (le SLA 24h/48h du #133). L’écart visualisé motive l’action.</w:t>
+        <w:t xml:space="preserve">Comparer à un objectif souhaitable : situer le temps actuel par rapport à une cible raisonnable (le SLA 24h/48h du un SLA de review : 24h pour un retour, 48h pour merger). L’écart visualisé motive l’action.</w:t>
       </w:r>
     </w:p>
     <w:p>
@@ -688,7 +688,7 @@
         <w:spacing w:after="80"/>
       </w:pPr>
       <w:r>
-        <w:t xml:space="preserve">Zone « L’écart » — le temps actuel vs un objectif souhaitable (SLA #133).</w:t>
+        <w:t xml:space="preserve">Zone « L’écart » — le temps actuel vs un objectif souhaitable (SLA).</w:t>
       </w:r>
     </w:p>
     <w:p>
@@ -749,7 +749,7 @@
         <w:t xml:space="preserve">(12 min) Montrer les temps réels</w:t>
       </w:r>
       <w:r>
-        <w:t xml:space="preserve"> — afficher le temps de review moyen et sa dispersion (hub, diagnostic #131).</w:t>
+        <w:t xml:space="preserve"> — afficher le temps de review moyen et sa dispersion (hub, diagnostic).</w:t>
       </w:r>
     </w:p>
     <w:p>
@@ -809,7 +809,7 @@
         <w:t xml:space="preserve">(5 min) Débrief</w:t>
       </w:r>
       <w:r>
-        <w:t xml:space="preserve"> — on constate : l’impact est tangible, l’envie d’agir est là. Place au SLA (#133).</w:t>
+        <w:t xml:space="preserve"> — on constate : l’impact est tangible, l’envie d’agir est là. Place au SLA.</w:t>
       </w:r>
     </w:p>
     <w:p>
@@ -885,7 +885,7 @@
         <w:spacing w:after="120"/>
       </w:pPr>
       <w:r>
-        <w:t xml:space="preserve">Le miroir donne envie d’agir. La suite outille : #133 (SLA de review 24h/48h), #134 (rappels automatiques), #135 (causes de lenteur), #136 (exceptions). La prise de conscience d’aujourd’hui rend ces mesures désirables plutôt que subies.</w:t>
+        <w:t xml:space="preserve">Le miroir donne envie d’agir. La suite outille : (SLA de review 24h/48h), (rappels automatiques), (causes de lenteur), (exceptions). La prise de conscience d’aujourd’hui rend ces mesures désirables plutôt que subies.</w:t>
       </w:r>
     </w:p>
     <w:p>
@@ -901,7 +901,7 @@
         <w:spacing w:after="120"/>
       </w:pPr>
       <w:r>
-        <w:t xml:space="preserve">La squad a visualisé ses temps de review réels et pris conscience collectivement de leur impact sur la vélocité — auteur bloqué, contexte perdu, livraison retardée — sans culpabilisation, avec l’envie d’agir. L’écart avec un objectif souhaitable est visible. La mesure Review time du hub est sous les yeux de tous. La question Q01 a posé sa sensibilisation : le problème est tangible et la squad veut le résoudre, prête pour le SLA (#133).</w:t>
+        <w:t xml:space="preserve">La squad a visualisé ses temps de review réels et pris conscience collectivement de leur impact sur la vélocité — auteur bloqué, contexte perdu, livraison retardée — sans culpabilisation, avec l’envie d’agir. L’écart avec un objectif souhaitable est visible. La mesure Review time du hub est sous les yeux de tous. La question Q01 a posé sa sensibilisation : le problème est tangible et la squad veut le résoudre, prête pour le SLA.</w:t>
       </w:r>
     </w:p>
     <w:sectPr>
